--- a/deliverables/video-1-slides/hit-final/Video_1_HIT_FINAL/SHORTS/Video_1_Shorts_EDITOR_ONLY_HIT_Brief.docx
+++ b/deliverables/video-1-slides/hit-final/Video_1_HIT_FINAL/SHORTS/Video_1_Shorts_EDITOR_ONLY_HIT_Brief.docx
@@ -4,7 +4,7 @@
   <w:body>
     <w:p>
       <w:pPr>
-        <w:spacing w:before="0" w:after="32" w:line="283" w:lineRule="auto"/>
+        <w:spacing w:before="0" w:after="24" w:line="283" w:lineRule="auto"/>
       </w:pPr>
       <w:r>
         <w:rPr>
@@ -18,7 +18,7 @@
     </w:p>
     <w:p>
       <w:pPr>
-        <w:spacing w:before="0" w:after="128" w:line="264" w:lineRule="auto"/>
+        <w:spacing w:before="0" w:after="100" w:line="264" w:lineRule="auto"/>
       </w:pPr>
       <w:r>
         <w:rPr>
@@ -32,7 +32,7 @@
     </w:p>
     <w:p>
       <w:pPr>
-        <w:spacing w:before="0" w:after="256" w:line="283" w:lineRule="auto"/>
+        <w:spacing w:before="0" w:after="198" w:line="283" w:lineRule="auto"/>
         <w:shd w:val="clear" w:fill="F3F0E8"/>
       </w:pPr>
       <w:r>
@@ -47,7 +47,7 @@
     </w:p>
     <w:p>
       <w:pPr>
-        <w:spacing w:before="224" w:after="128" w:line="283" w:lineRule="auto"/>
+        <w:spacing w:before="174" w:after="100" w:line="283" w:lineRule="auto"/>
         <w:keepLines w:val="1"/>
         <w:keepNext w:val="1"/>
       </w:pPr>
@@ -63,7 +63,7 @@
     </w:p>
     <w:p>
       <w:pPr>
-        <w:spacing w:before="0" w:after="160" w:line="283" w:lineRule="auto"/>
+        <w:spacing w:before="0" w:after="124" w:line="283" w:lineRule="auto"/>
         <w:keepLines w:val="1"/>
       </w:pPr>
       <w:r>
@@ -77,7 +77,7 @@
     </w:p>
     <w:p>
       <w:pPr>
-        <w:spacing w:before="0" w:after="96" w:line="283" w:lineRule="auto"/>
+        <w:spacing w:before="0" w:after="74" w:line="283" w:lineRule="auto"/>
       </w:pPr>
       <w:r>
         <w:rPr>
@@ -90,7 +90,7 @@
     </w:p>
     <w:p>
       <w:pPr>
-        <w:spacing w:before="0" w:after="64" w:line="283" w:lineRule="auto"/>
+        <w:spacing w:before="0" w:after="50" w:line="283" w:lineRule="auto"/>
         <w:keepLines w:val="1"/>
       </w:pPr>
       <w:r>
@@ -99,12 +99,12 @@
           <w:i w:val="0"/>
           <w:sz w:val="22"/>
         </w:rPr>
-        <w:t>—  an immediate verbal hook;</w:t>
+        <w:t>—  an immediate verbal hook;        —  a corresponding on-screen hook;</w:t>
       </w:r>
     </w:p>
     <w:p>
       <w:pPr>
-        <w:spacing w:before="0" w:after="64" w:line="283" w:lineRule="auto"/>
+        <w:spacing w:before="0" w:after="50" w:line="283" w:lineRule="auto"/>
         <w:keepLines w:val="1"/>
       </w:pPr>
       <w:r>
@@ -113,40 +113,12 @@
           <w:i w:val="0"/>
           <w:sz w:val="22"/>
         </w:rPr>
-        <w:t>—  a corresponding on-screen hook;</w:t>
+        <w:t>—  meaningful visual movement;        —  accurate burned-in captions;</w:t>
       </w:r>
     </w:p>
     <w:p>
       <w:pPr>
-        <w:spacing w:before="0" w:after="64" w:line="283" w:lineRule="auto"/>
-        <w:keepLines w:val="1"/>
-      </w:pPr>
-      <w:r>
-        <w:rPr>
-          <w:b w:val="0"/>
-          <w:i w:val="0"/>
-          <w:sz w:val="22"/>
-        </w:rPr>
-        <w:t>—  meaningful visual movement;</w:t>
-      </w:r>
-    </w:p>
-    <w:p>
-      <w:pPr>
-        <w:spacing w:before="0" w:after="64" w:line="283" w:lineRule="auto"/>
-        <w:keepLines w:val="1"/>
-      </w:pPr>
-      <w:r>
-        <w:rPr>
-          <w:b w:val="0"/>
-          <w:i w:val="0"/>
-          <w:sz w:val="22"/>
-        </w:rPr>
-        <w:t>—  accurate burned-in captions;</w:t>
-      </w:r>
-    </w:p>
-    <w:p>
-      <w:pPr>
-        <w:spacing w:before="0" w:after="64" w:line="283" w:lineRule="auto"/>
+        <w:spacing w:before="0" w:after="50" w:line="283" w:lineRule="auto"/>
         <w:keepLines w:val="1"/>
       </w:pPr>
       <w:r>
@@ -160,7 +132,7 @@
     </w:p>
     <w:p>
       <w:pPr>
-        <w:spacing w:before="0" w:after="64" w:line="283" w:lineRule="auto"/>
+        <w:spacing w:before="0" w:after="50" w:line="283" w:lineRule="auto"/>
         <w:keepLines w:val="1"/>
       </w:pPr>
       <w:r>
@@ -174,7 +146,7 @@
     </w:p>
     <w:p>
       <w:pPr>
-        <w:spacing w:before="224" w:after="128" w:line="283" w:lineRule="auto"/>
+        <w:spacing w:before="174" w:after="100" w:line="283" w:lineRule="auto"/>
         <w:keepLines w:val="1"/>
         <w:keepNext w:val="1"/>
       </w:pPr>
@@ -190,7 +162,7 @@
     </w:p>
     <w:p>
       <w:pPr>
-        <w:spacing w:before="0" w:after="80" w:line="283" w:lineRule="auto"/>
+        <w:spacing w:before="0" w:after="62" w:line="283" w:lineRule="auto"/>
         <w:keepLines w:val="1"/>
       </w:pPr>
       <w:r>
@@ -205,7 +177,7 @@
     </w:p>
     <w:p>
       <w:pPr>
-        <w:spacing w:before="0" w:after="128" w:line="283" w:lineRule="auto"/>
+        <w:spacing w:before="0" w:after="100" w:line="283" w:lineRule="auto"/>
         <w:keepLines w:val="1"/>
         <w:shd w:val="clear" w:fill="F3F0E8"/>
       </w:pPr>
@@ -221,7 +193,7 @@
     </w:p>
     <w:p>
       <w:pPr>
-        <w:spacing w:before="0" w:after="80" w:line="283" w:lineRule="auto"/>
+        <w:spacing w:before="0" w:after="62" w:line="283" w:lineRule="auto"/>
         <w:keepLines w:val="1"/>
       </w:pPr>
       <w:r>
@@ -235,7 +207,7 @@
     </w:p>
     <w:p>
       <w:pPr>
-        <w:spacing w:before="0" w:after="80" w:line="283" w:lineRule="auto"/>
+        <w:spacing w:before="0" w:after="62" w:line="283" w:lineRule="auto"/>
         <w:keepLines w:val="1"/>
       </w:pPr>
       <w:r>
@@ -249,7 +221,7 @@
     </w:p>
     <w:p>
       <w:pPr>
-        <w:spacing w:before="0" w:after="80" w:line="283" w:lineRule="auto"/>
+        <w:spacing w:before="0" w:after="62" w:line="283" w:lineRule="auto"/>
         <w:keepLines w:val="1"/>
       </w:pPr>
       <w:r>
@@ -263,7 +235,7 @@
     </w:p>
     <w:p>
       <w:pPr>
-        <w:spacing w:before="0" w:after="80" w:line="283" w:lineRule="auto"/>
+        <w:spacing w:before="0" w:after="62" w:line="283" w:lineRule="auto"/>
         <w:keepLines w:val="1"/>
       </w:pPr>
       <w:r>
@@ -277,7 +249,7 @@
     </w:p>
     <w:p>
       <w:pPr>
-        <w:spacing w:before="0" w:after="80" w:line="283" w:lineRule="auto"/>
+        <w:spacing w:before="0" w:after="62" w:line="283" w:lineRule="auto"/>
         <w:keepLines w:val="1"/>
       </w:pPr>
       <w:r>
@@ -291,7 +263,7 @@
     </w:p>
     <w:p>
       <w:pPr>
-        <w:spacing w:before="64" w:after="96" w:line="283" w:lineRule="auto"/>
+        <w:spacing w:before="50" w:after="74" w:line="283" w:lineRule="auto"/>
         <w:keepLines w:val="1"/>
       </w:pPr>
       <w:r>
@@ -306,7 +278,7 @@
     </w:p>
     <w:p>
       <w:pPr>
-        <w:spacing w:before="224" w:after="128" w:line="283" w:lineRule="auto"/>
+        <w:spacing w:before="174" w:after="100" w:line="283" w:lineRule="auto"/>
         <w:keepLines w:val="1"/>
         <w:keepNext w:val="1"/>
       </w:pPr>
@@ -322,7 +294,7 @@
     </w:p>
     <w:p>
       <w:pPr>
-        <w:spacing w:before="0" w:after="80" w:line="283" w:lineRule="auto"/>
+        <w:spacing w:before="0" w:after="62" w:line="283" w:lineRule="auto"/>
         <w:keepLines w:val="1"/>
       </w:pPr>
       <w:r>
@@ -337,7 +309,7 @@
     </w:p>
     <w:p>
       <w:pPr>
-        <w:spacing w:before="0" w:after="128" w:line="283" w:lineRule="auto"/>
+        <w:spacing w:before="0" w:after="100" w:line="283" w:lineRule="auto"/>
         <w:keepLines w:val="1"/>
         <w:shd w:val="clear" w:fill="F3F0E8"/>
       </w:pPr>
@@ -353,7 +325,7 @@
     </w:p>
     <w:p>
       <w:pPr>
-        <w:spacing w:before="0" w:after="80" w:line="283" w:lineRule="auto"/>
+        <w:spacing w:before="0" w:after="62" w:line="283" w:lineRule="auto"/>
         <w:keepLines w:val="1"/>
       </w:pPr>
       <w:r>
@@ -367,7 +339,7 @@
     </w:p>
     <w:p>
       <w:pPr>
-        <w:spacing w:before="0" w:after="80" w:line="283" w:lineRule="auto"/>
+        <w:spacing w:before="0" w:after="62" w:line="283" w:lineRule="auto"/>
         <w:keepLines w:val="1"/>
       </w:pPr>
       <w:r>
@@ -381,7 +353,7 @@
     </w:p>
     <w:p>
       <w:pPr>
-        <w:spacing w:before="0" w:after="80" w:line="283" w:lineRule="auto"/>
+        <w:spacing w:before="0" w:after="62" w:line="283" w:lineRule="auto"/>
         <w:keepLines w:val="1"/>
       </w:pPr>
       <w:r>
@@ -395,7 +367,7 @@
     </w:p>
     <w:p>
       <w:pPr>
-        <w:spacing w:before="0" w:after="80" w:line="283" w:lineRule="auto"/>
+        <w:spacing w:before="0" w:after="62" w:line="283" w:lineRule="auto"/>
         <w:keepLines w:val="1"/>
       </w:pPr>
       <w:r>
@@ -409,7 +381,7 @@
     </w:p>
     <w:p>
       <w:pPr>
-        <w:spacing w:before="64" w:after="96" w:line="283" w:lineRule="auto"/>
+        <w:spacing w:before="50" w:after="74" w:line="283" w:lineRule="auto"/>
         <w:keepLines w:val="1"/>
       </w:pPr>
       <w:r>
@@ -424,7 +396,7 @@
     </w:p>
     <w:p>
       <w:pPr>
-        <w:spacing w:before="224" w:after="128" w:line="283" w:lineRule="auto"/>
+        <w:spacing w:before="174" w:after="100" w:line="283" w:lineRule="auto"/>
         <w:keepLines w:val="1"/>
         <w:keepNext w:val="1"/>
       </w:pPr>
@@ -440,7 +412,7 @@
     </w:p>
     <w:p>
       <w:pPr>
-        <w:spacing w:before="0" w:after="80" w:line="283" w:lineRule="auto"/>
+        <w:spacing w:before="0" w:after="62" w:line="283" w:lineRule="auto"/>
         <w:keepLines w:val="1"/>
       </w:pPr>
       <w:r>
@@ -455,7 +427,7 @@
     </w:p>
     <w:p>
       <w:pPr>
-        <w:spacing w:before="0" w:after="128" w:line="283" w:lineRule="auto"/>
+        <w:spacing w:before="0" w:after="100" w:line="283" w:lineRule="auto"/>
         <w:keepLines w:val="1"/>
         <w:shd w:val="clear" w:fill="F3F0E8"/>
       </w:pPr>
@@ -471,7 +443,7 @@
     </w:p>
     <w:p>
       <w:pPr>
-        <w:spacing w:before="0" w:after="80" w:line="283" w:lineRule="auto"/>
+        <w:spacing w:before="0" w:after="62" w:line="283" w:lineRule="auto"/>
         <w:keepLines w:val="1"/>
       </w:pPr>
       <w:r>
@@ -485,7 +457,7 @@
     </w:p>
     <w:p>
       <w:pPr>
-        <w:spacing w:before="0" w:after="80" w:line="283" w:lineRule="auto"/>
+        <w:spacing w:before="0" w:after="62" w:line="283" w:lineRule="auto"/>
         <w:keepLines w:val="1"/>
       </w:pPr>
       <w:r>
@@ -499,7 +471,7 @@
     </w:p>
     <w:p>
       <w:pPr>
-        <w:spacing w:before="0" w:after="80" w:line="283" w:lineRule="auto"/>
+        <w:spacing w:before="0" w:after="62" w:line="283" w:lineRule="auto"/>
         <w:keepLines w:val="1"/>
       </w:pPr>
       <w:r>
@@ -513,7 +485,7 @@
     </w:p>
     <w:p>
       <w:pPr>
-        <w:spacing w:before="0" w:after="80" w:line="283" w:lineRule="auto"/>
+        <w:spacing w:before="0" w:after="62" w:line="283" w:lineRule="auto"/>
         <w:keepLines w:val="1"/>
       </w:pPr>
       <w:r>
@@ -527,7 +499,7 @@
     </w:p>
     <w:p>
       <w:pPr>
-        <w:spacing w:before="0" w:after="80" w:line="283" w:lineRule="auto"/>
+        <w:spacing w:before="0" w:after="62" w:line="283" w:lineRule="auto"/>
         <w:keepLines w:val="1"/>
       </w:pPr>
       <w:r>
@@ -541,7 +513,7 @@
     </w:p>
     <w:p>
       <w:pPr>
-        <w:spacing w:before="0" w:after="80" w:line="283" w:lineRule="auto"/>
+        <w:spacing w:before="0" w:after="62" w:line="283" w:lineRule="auto"/>
         <w:keepLines w:val="1"/>
       </w:pPr>
       <w:r>
@@ -555,7 +527,7 @@
     </w:p>
     <w:p>
       <w:pPr>
-        <w:spacing w:before="0" w:after="80" w:line="283" w:lineRule="auto"/>
+        <w:spacing w:before="0" w:after="62" w:line="283" w:lineRule="auto"/>
         <w:keepLines w:val="1"/>
       </w:pPr>
       <w:r>
@@ -569,7 +541,7 @@
     </w:p>
     <w:p>
       <w:pPr>
-        <w:spacing w:before="64" w:after="96" w:line="283" w:lineRule="auto"/>
+        <w:spacing w:before="50" w:after="74" w:line="283" w:lineRule="auto"/>
         <w:keepLines w:val="1"/>
       </w:pPr>
       <w:r>
@@ -584,7 +556,7 @@
     </w:p>
     <w:p>
       <w:pPr>
-        <w:spacing w:before="224" w:after="128" w:line="283" w:lineRule="auto"/>
+        <w:spacing w:before="174" w:after="100" w:line="283" w:lineRule="auto"/>
         <w:keepLines w:val="1"/>
         <w:keepNext w:val="1"/>
       </w:pPr>
@@ -600,7 +572,7 @@
     </w:p>
     <w:p>
       <w:pPr>
-        <w:spacing w:before="0" w:after="80" w:line="283" w:lineRule="auto"/>
+        <w:spacing w:before="0" w:after="62" w:line="283" w:lineRule="auto"/>
         <w:keepLines w:val="1"/>
       </w:pPr>
       <w:r>
@@ -615,7 +587,7 @@
     </w:p>
     <w:p>
       <w:pPr>
-        <w:spacing w:before="0" w:after="128" w:line="283" w:lineRule="auto"/>
+        <w:spacing w:before="0" w:after="100" w:line="283" w:lineRule="auto"/>
         <w:keepLines w:val="1"/>
         <w:shd w:val="clear" w:fill="F3F0E8"/>
       </w:pPr>
@@ -631,7 +603,7 @@
     </w:p>
     <w:p>
       <w:pPr>
-        <w:spacing w:before="0" w:after="80" w:line="283" w:lineRule="auto"/>
+        <w:spacing w:before="0" w:after="62" w:line="283" w:lineRule="auto"/>
         <w:keepLines w:val="1"/>
       </w:pPr>
       <w:r>
@@ -645,7 +617,7 @@
     </w:p>
     <w:p>
       <w:pPr>
-        <w:spacing w:before="0" w:after="80" w:line="283" w:lineRule="auto"/>
+        <w:spacing w:before="0" w:after="62" w:line="283" w:lineRule="auto"/>
         <w:keepLines w:val="1"/>
       </w:pPr>
       <w:r>
@@ -659,7 +631,7 @@
     </w:p>
     <w:p>
       <w:pPr>
-        <w:spacing w:before="0" w:after="80" w:line="283" w:lineRule="auto"/>
+        <w:spacing w:before="0" w:after="62" w:line="283" w:lineRule="auto"/>
         <w:keepLines w:val="1"/>
       </w:pPr>
       <w:r>
@@ -673,7 +645,7 @@
     </w:p>
     <w:p>
       <w:pPr>
-        <w:spacing w:before="0" w:after="80" w:line="283" w:lineRule="auto"/>
+        <w:spacing w:before="0" w:after="62" w:line="283" w:lineRule="auto"/>
         <w:keepLines w:val="1"/>
       </w:pPr>
       <w:r>
@@ -687,7 +659,7 @@
     </w:p>
     <w:p>
       <w:pPr>
-        <w:spacing w:before="0" w:after="80" w:line="283" w:lineRule="auto"/>
+        <w:spacing w:before="0" w:after="62" w:line="283" w:lineRule="auto"/>
         <w:keepLines w:val="1"/>
       </w:pPr>
       <w:r>
@@ -701,7 +673,7 @@
     </w:p>
     <w:p>
       <w:pPr>
-        <w:spacing w:before="0" w:after="80" w:line="283" w:lineRule="auto"/>
+        <w:spacing w:before="0" w:after="62" w:line="283" w:lineRule="auto"/>
         <w:keepLines w:val="1"/>
       </w:pPr>
       <w:r>
@@ -715,7 +687,7 @@
     </w:p>
     <w:p>
       <w:pPr>
-        <w:spacing w:before="0" w:after="80" w:line="283" w:lineRule="auto"/>
+        <w:spacing w:before="0" w:after="62" w:line="283" w:lineRule="auto"/>
         <w:keepLines w:val="1"/>
       </w:pPr>
       <w:r>
@@ -729,7 +701,7 @@
     </w:p>
     <w:p>
       <w:pPr>
-        <w:spacing w:before="0" w:after="80" w:line="283" w:lineRule="auto"/>
+        <w:spacing w:before="0" w:after="62" w:line="283" w:lineRule="auto"/>
         <w:keepLines w:val="1"/>
       </w:pPr>
       <w:r>
@@ -743,7 +715,7 @@
     </w:p>
     <w:p>
       <w:pPr>
-        <w:spacing w:before="64" w:after="96" w:line="283" w:lineRule="auto"/>
+        <w:spacing w:before="50" w:after="74" w:line="283" w:lineRule="auto"/>
         <w:keepLines w:val="1"/>
       </w:pPr>
       <w:r>
@@ -758,7 +730,7 @@
     </w:p>
     <w:p>
       <w:pPr>
-        <w:spacing w:before="224" w:after="128" w:line="283" w:lineRule="auto"/>
+        <w:spacing w:before="174" w:after="100" w:line="283" w:lineRule="auto"/>
         <w:keepLines w:val="1"/>
         <w:keepNext w:val="1"/>
       </w:pPr>
@@ -774,7 +746,7 @@
     </w:p>
     <w:p>
       <w:pPr>
-        <w:spacing w:before="0" w:after="80" w:line="283" w:lineRule="auto"/>
+        <w:spacing w:before="0" w:after="62" w:line="283" w:lineRule="auto"/>
       </w:pPr>
       <w:r>
         <w:rPr>
@@ -787,7 +759,7 @@
     </w:p>
     <w:p>
       <w:pPr>
-        <w:spacing w:before="0" w:after="48" w:line="283" w:lineRule="auto"/>
+        <w:spacing w:before="0" w:after="38" w:line="283" w:lineRule="auto"/>
         <w:keepLines w:val="1"/>
       </w:pPr>
       <w:r>
@@ -796,12 +768,12 @@
           <w:i w:val="0"/>
           <w:sz w:val="22"/>
         </w:rPr>
-        <w:t>—  hyperactive zooming;</w:t>
+        <w:t>—  hyperactive zooming;        —  fake shock expressions;</w:t>
       </w:r>
     </w:p>
     <w:p>
       <w:pPr>
-        <w:spacing w:before="0" w:after="48" w:line="283" w:lineRule="auto"/>
+        <w:spacing w:before="0" w:after="38" w:line="283" w:lineRule="auto"/>
         <w:keepLines w:val="1"/>
       </w:pPr>
       <w:r>
@@ -810,12 +782,12 @@
           <w:i w:val="0"/>
           <w:sz w:val="22"/>
         </w:rPr>
-        <w:t>—  fake shock expressions;</w:t>
+        <w:t>—  red warning graphics;        —  generic office B-roll;</w:t>
       </w:r>
     </w:p>
     <w:p>
       <w:pPr>
-        <w:spacing w:before="0" w:after="48" w:line="283" w:lineRule="auto"/>
+        <w:spacing w:before="0" w:after="38" w:line="283" w:lineRule="auto"/>
         <w:keepLines w:val="1"/>
       </w:pPr>
       <w:r>
@@ -824,12 +796,12 @@
           <w:i w:val="0"/>
           <w:sz w:val="22"/>
         </w:rPr>
-        <w:t>—  red warning graphics;</w:t>
+        <w:t>—  stock résumé footage;        —  clocks or anniversary imagery;</w:t>
       </w:r>
     </w:p>
     <w:p>
       <w:pPr>
-        <w:spacing w:before="0" w:after="48" w:line="283" w:lineRule="auto"/>
+        <w:spacing w:before="0" w:after="38" w:line="283" w:lineRule="auto"/>
         <w:keepLines w:val="1"/>
       </w:pPr>
       <w:r>
@@ -838,12 +810,12 @@
           <w:i w:val="0"/>
           <w:sz w:val="22"/>
         </w:rPr>
-        <w:t>—  generic office B-roll;</w:t>
+        <w:t>—  literal luggage;        —  animated career ladders;</w:t>
       </w:r>
     </w:p>
     <w:p>
       <w:pPr>
-        <w:spacing w:before="0" w:after="48" w:line="283" w:lineRule="auto"/>
+        <w:spacing w:before="0" w:after="38" w:line="283" w:lineRule="auto"/>
         <w:keepLines w:val="1"/>
       </w:pPr>
       <w:r>
@@ -852,12 +824,12 @@
           <w:i w:val="0"/>
           <w:sz w:val="22"/>
         </w:rPr>
-        <w:t>—  stock résumé footage;</w:t>
+        <w:t>—  employer logos;        —  AI-style animated icons;</w:t>
       </w:r>
     </w:p>
     <w:p>
       <w:pPr>
-        <w:spacing w:before="0" w:after="48" w:line="283" w:lineRule="auto"/>
+        <w:spacing w:before="0" w:after="38" w:line="283" w:lineRule="auto"/>
         <w:keepLines w:val="1"/>
       </w:pPr>
       <w:r>
@@ -866,96 +838,12 @@
           <w:i w:val="0"/>
           <w:sz w:val="22"/>
         </w:rPr>
-        <w:t>—  clocks or anniversary imagery;</w:t>
+        <w:t>—  trendy caption templates;        —  individual words bouncing constantly;</w:t>
       </w:r>
     </w:p>
     <w:p>
       <w:pPr>
-        <w:spacing w:before="0" w:after="48" w:line="283" w:lineRule="auto"/>
-        <w:keepLines w:val="1"/>
-      </w:pPr>
-      <w:r>
-        <w:rPr>
-          <w:b w:val="0"/>
-          <w:i w:val="0"/>
-          <w:sz w:val="22"/>
-        </w:rPr>
-        <w:t>—  literal luggage;</w:t>
-      </w:r>
-    </w:p>
-    <w:p>
-      <w:pPr>
-        <w:spacing w:before="0" w:after="48" w:line="283" w:lineRule="auto"/>
-        <w:keepLines w:val="1"/>
-      </w:pPr>
-      <w:r>
-        <w:rPr>
-          <w:b w:val="0"/>
-          <w:i w:val="0"/>
-          <w:sz w:val="22"/>
-        </w:rPr>
-        <w:t>—  animated career ladders;</w:t>
-      </w:r>
-    </w:p>
-    <w:p>
-      <w:pPr>
-        <w:spacing w:before="0" w:after="48" w:line="283" w:lineRule="auto"/>
-        <w:keepLines w:val="1"/>
-      </w:pPr>
-      <w:r>
-        <w:rPr>
-          <w:b w:val="0"/>
-          <w:i w:val="0"/>
-          <w:sz w:val="22"/>
-        </w:rPr>
-        <w:t>—  employer logos;</w:t>
-      </w:r>
-    </w:p>
-    <w:p>
-      <w:pPr>
-        <w:spacing w:before="0" w:after="48" w:line="283" w:lineRule="auto"/>
-        <w:keepLines w:val="1"/>
-      </w:pPr>
-      <w:r>
-        <w:rPr>
-          <w:b w:val="0"/>
-          <w:i w:val="0"/>
-          <w:sz w:val="22"/>
-        </w:rPr>
-        <w:t>—  AI-style animated icons;</w:t>
-      </w:r>
-    </w:p>
-    <w:p>
-      <w:pPr>
-        <w:spacing w:before="0" w:after="48" w:line="283" w:lineRule="auto"/>
-        <w:keepLines w:val="1"/>
-      </w:pPr>
-      <w:r>
-        <w:rPr>
-          <w:b w:val="0"/>
-          <w:i w:val="0"/>
-          <w:sz w:val="22"/>
-        </w:rPr>
-        <w:t>—  trendy caption templates;</w:t>
-      </w:r>
-    </w:p>
-    <w:p>
-      <w:pPr>
-        <w:spacing w:before="0" w:after="48" w:line="283" w:lineRule="auto"/>
-        <w:keepLines w:val="1"/>
-      </w:pPr>
-      <w:r>
-        <w:rPr>
-          <w:b w:val="0"/>
-          <w:i w:val="0"/>
-          <w:sz w:val="22"/>
-        </w:rPr>
-        <w:t>—  individual words bouncing constantly;</w:t>
-      </w:r>
-    </w:p>
-    <w:p>
-      <w:pPr>
-        <w:spacing w:before="0" w:after="48" w:line="283" w:lineRule="auto"/>
+        <w:spacing w:before="0" w:after="38" w:line="283" w:lineRule="auto"/>
         <w:keepLines w:val="1"/>
       </w:pPr>
       <w:r>
@@ -969,7 +857,7 @@
     </w:p>
     <w:p>
       <w:pPr>
-        <w:spacing w:before="96" w:after="128" w:line="283" w:lineRule="auto"/>
+        <w:spacing w:before="74" w:after="100" w:line="283" w:lineRule="auto"/>
         <w:keepLines w:val="1"/>
       </w:pPr>
       <w:r>

--- a/deliverables/video-1-slides/hit-final/Video_1_HIT_FINAL/SHORTS/Video_1_Shorts_EDITOR_ONLY_HIT_Brief.docx
+++ b/deliverables/video-1-slides/hit-final/Video_1_HIT_FINAL/SHORTS/Video_1_Shorts_EDITOR_ONLY_HIT_Brief.docx
@@ -4,7 +4,7 @@
   <w:body>
     <w:p>
       <w:pPr>
-        <w:spacing w:before="0" w:after="24" w:line="283" w:lineRule="auto"/>
+        <w:spacing w:before="0" w:after="18" w:line="269" w:lineRule="auto"/>
       </w:pPr>
       <w:r>
         <w:rPr>
@@ -18,7 +18,7 @@
     </w:p>
     <w:p>
       <w:pPr>
-        <w:spacing w:before="0" w:after="100" w:line="264" w:lineRule="auto"/>
+        <w:spacing w:before="0" w:after="74" w:line="264" w:lineRule="auto"/>
       </w:pPr>
       <w:r>
         <w:rPr>
@@ -32,7 +32,7 @@
     </w:p>
     <w:p>
       <w:pPr>
-        <w:spacing w:before="0" w:after="198" w:line="283" w:lineRule="auto"/>
+        <w:spacing w:before="0" w:after="148" w:line="269" w:lineRule="auto"/>
         <w:shd w:val="clear" w:fill="F3F0E8"/>
       </w:pPr>
       <w:r>
@@ -47,7 +47,7 @@
     </w:p>
     <w:p>
       <w:pPr>
-        <w:spacing w:before="174" w:after="100" w:line="283" w:lineRule="auto"/>
+        <w:spacing w:before="128" w:after="74" w:line="269" w:lineRule="auto"/>
         <w:keepLines w:val="1"/>
         <w:keepNext w:val="1"/>
       </w:pPr>
@@ -63,7 +63,7 @@
     </w:p>
     <w:p>
       <w:pPr>
-        <w:spacing w:before="0" w:after="124" w:line="283" w:lineRule="auto"/>
+        <w:spacing w:before="0" w:after="92" w:line="269" w:lineRule="auto"/>
         <w:keepLines w:val="1"/>
       </w:pPr>
       <w:r>
@@ -77,7 +77,7 @@
     </w:p>
     <w:p>
       <w:pPr>
-        <w:spacing w:before="0" w:after="74" w:line="283" w:lineRule="auto"/>
+        <w:spacing w:before="0" w:after="56" w:line="269" w:lineRule="auto"/>
       </w:pPr>
       <w:r>
         <w:rPr>
@@ -85,12 +85,12 @@
           <w:i w:val="0"/>
           <w:sz w:val="22"/>
         </w:rPr>
-        <w:t>Each Short must have:</w:t>
+        <w:t>Each Short needs:</w:t>
       </w:r>
     </w:p>
     <w:p>
       <w:pPr>
-        <w:spacing w:before="0" w:after="50" w:line="283" w:lineRule="auto"/>
+        <w:spacing w:before="0" w:after="36" w:line="269" w:lineRule="auto"/>
         <w:keepLines w:val="1"/>
       </w:pPr>
       <w:r>
@@ -104,7 +104,7 @@
     </w:p>
     <w:p>
       <w:pPr>
-        <w:spacing w:before="0" w:after="50" w:line="283" w:lineRule="auto"/>
+        <w:spacing w:before="0" w:after="36" w:line="269" w:lineRule="auto"/>
         <w:keepLines w:val="1"/>
       </w:pPr>
       <w:r>
@@ -113,12 +113,12 @@
           <w:i w:val="0"/>
           <w:sz w:val="22"/>
         </w:rPr>
-        <w:t>—  meaningful visual movement;        —  accurate burned-in captions;</w:t>
+        <w:t>—  meaningful visual movement;        —  accurate mobile-safe captions;</w:t>
       </w:r>
     </w:p>
     <w:p>
       <w:pPr>
-        <w:spacing w:before="0" w:after="50" w:line="283" w:lineRule="auto"/>
+        <w:spacing w:before="0" w:after="36" w:line="269" w:lineRule="auto"/>
         <w:keepLines w:val="1"/>
       </w:pPr>
       <w:r>
@@ -127,12 +127,12 @@
           <w:i w:val="0"/>
           <w:sz w:val="22"/>
         </w:rPr>
-        <w:t>—  restrained editorial pacing;</w:t>
+        <w:t>—  premium, restrained editorial pacing;</w:t>
       </w:r>
     </w:p>
     <w:p>
       <w:pPr>
-        <w:spacing w:before="0" w:after="50" w:line="283" w:lineRule="auto"/>
+        <w:spacing w:before="0" w:after="36" w:line="269" w:lineRule="auto"/>
         <w:keepLines w:val="1"/>
       </w:pPr>
       <w:r>
@@ -141,12 +141,246 @@
           <w:i w:val="0"/>
           <w:sz w:val="22"/>
         </w:rPr>
-        <w:t>—  Video 1 added as the YouTube Related Video when available.</w:t>
+        <w:t>—  Video 1 added as the Related Video when available.</w:t>
       </w:r>
     </w:p>
     <w:p>
       <w:pPr>
-        <w:spacing w:before="174" w:after="100" w:line="283" w:lineRule="auto"/>
+        <w:spacing w:before="128" w:after="74" w:line="269" w:lineRule="auto"/>
+        <w:keepLines w:val="1"/>
+        <w:keepNext w:val="1"/>
+      </w:pPr>
+      <w:r>
+        <w:rPr>
+          <w:b/>
+          <w:i w:val="0"/>
+          <w:color w:val="0F2346"/>
+          <w:sz w:val="28"/>
+        </w:rPr>
+        <w:t>Direct address is part of the creative</w:t>
+      </w:r>
+    </w:p>
+    <w:p>
+      <w:pPr>
+        <w:spacing w:before="0" w:after="74" w:line="269" w:lineRule="auto"/>
+        <w:shd w:val="clear" w:fill="F3F0E8"/>
+        <w:keepLines w:val="1"/>
+      </w:pPr>
+      <w:r>
+        <w:rPr>
+          <w:b/>
+          <w:i w:val="0"/>
+          <w:color w:val="0F2346"/>
+          <w:sz w:val="22"/>
+        </w:rPr>
+        <w:t>Temidayo is speaking to ONE experienced professional sitting across from her. Not a crowd, not a conference room, not an abstract audience.</w:t>
+      </w:r>
+    </w:p>
+    <w:p>
+      <w:pPr>
+        <w:spacing w:before="92" w:after="46" w:line="269" w:lineRule="auto"/>
+        <w:keepLines w:val="1"/>
+        <w:keepNext w:val="1"/>
+      </w:pPr>
+      <w:r>
+        <w:rPr>
+          <w:b/>
+          <w:i w:val="0"/>
+          <w:color w:val="0F2346"/>
+          <w:sz w:val="23"/>
+        </w:rPr>
+        <w:t>Editing should support that relationship</w:t>
+      </w:r>
+    </w:p>
+    <w:p>
+      <w:pPr>
+        <w:spacing w:before="0" w:after="28" w:line="269" w:lineRule="auto"/>
+        <w:keepLines w:val="1"/>
+      </w:pPr>
+      <w:r>
+        <w:rPr>
+          <w:b w:val="0"/>
+          <w:i w:val="0"/>
+          <w:sz w:val="22"/>
+        </w:rPr>
+        <w:t>—  keep direct questions connected to Temidayo's face where useful;</w:t>
+      </w:r>
+    </w:p>
+    <w:p>
+      <w:pPr>
+        <w:spacing w:before="0" w:after="28" w:line="269" w:lineRule="auto"/>
+        <w:keepLines w:val="1"/>
+      </w:pPr>
+      <w:r>
+        <w:rPr>
+          <w:b w:val="0"/>
+          <w:i w:val="0"/>
+          <w:sz w:val="22"/>
+        </w:rPr>
+        <w:t>—  avoid making this feel like a keynote;</w:t>
+      </w:r>
+    </w:p>
+    <w:p>
+      <w:pPr>
+        <w:spacing w:before="0" w:after="28" w:line="269" w:lineRule="auto"/>
+        <w:keepLines w:val="1"/>
+      </w:pPr>
+      <w:r>
+        <w:rPr>
+          <w:b w:val="0"/>
+          <w:i w:val="0"/>
+          <w:sz w:val="22"/>
+        </w:rPr>
+        <w:t>—  avoid overusing quote cards;        —  let the slides carry structure;</w:t>
+      </w:r>
+    </w:p>
+    <w:p>
+      <w:pPr>
+        <w:spacing w:before="0" w:after="28" w:line="269" w:lineRule="auto"/>
+        <w:keepLines w:val="1"/>
+      </w:pPr>
+      <w:r>
+        <w:rPr>
+          <w:b w:val="0"/>
+          <w:i w:val="0"/>
+          <w:sz w:val="22"/>
+        </w:rPr>
+        <w:t>—  let Temidayo carry relationship, interpretation and trust;</w:t>
+      </w:r>
+    </w:p>
+    <w:p>
+      <w:pPr>
+        <w:spacing w:before="0" w:after="28" w:line="269" w:lineRule="auto"/>
+        <w:keepLines w:val="1"/>
+      </w:pPr>
+      <w:r>
+        <w:rPr>
+          <w:b w:val="0"/>
+          <w:i w:val="0"/>
+          <w:sz w:val="22"/>
+        </w:rPr>
+        <w:t>—  preserve the pauses around direct questions;</w:t>
+      </w:r>
+    </w:p>
+    <w:p>
+      <w:pPr>
+        <w:spacing w:before="0" w:after="28" w:line="269" w:lineRule="auto"/>
+        <w:keepLines w:val="1"/>
+      </w:pPr>
+      <w:r>
+        <w:rPr>
+          <w:b w:val="0"/>
+          <w:i w:val="0"/>
+          <w:sz w:val="22"/>
+        </w:rPr>
+        <w:t>—  avoid generic “career guru” visual language.</w:t>
+      </w:r>
+    </w:p>
+    <w:p>
+      <w:pPr>
+        <w:spacing w:before="92" w:after="46" w:line="269" w:lineRule="auto"/>
+        <w:keepLines w:val="1"/>
+        <w:keepNext w:val="1"/>
+      </w:pPr>
+      <w:r>
+        <w:rPr>
+          <w:b/>
+          <w:i w:val="0"/>
+          <w:color w:val="0F2346"/>
+          <w:sz w:val="23"/>
+        </w:rPr>
+        <w:t>Relational beats — do not cut these as filler</w:t>
+      </w:r>
+    </w:p>
+    <w:p>
+      <w:pPr>
+        <w:spacing w:before="0" w:after="46" w:line="269" w:lineRule="auto"/>
+        <w:keepLines w:val="1"/>
+      </w:pPr>
+      <w:r>
+        <w:rPr>
+          <w:b w:val="0"/>
+          <w:i w:val="0"/>
+          <w:sz w:val="21"/>
+        </w:rPr>
+        <w:t>“So before you call yourself a beginner, ask…”</w:t>
+      </w:r>
+    </w:p>
+    <w:p>
+      <w:pPr>
+        <w:spacing w:before="0" w:after="46" w:line="269" w:lineRule="auto"/>
+        <w:keepLines w:val="1"/>
+      </w:pPr>
+      <w:r>
+        <w:rPr>
+          <w:b w:val="0"/>
+          <w:i w:val="0"/>
+          <w:sz w:val="21"/>
+        </w:rPr>
+        <w:t>“I want you to ask…”</w:t>
+      </w:r>
+    </w:p>
+    <w:p>
+      <w:pPr>
+        <w:spacing w:before="0" w:after="46" w:line="269" w:lineRule="auto"/>
+        <w:keepLines w:val="1"/>
+      </w:pPr>
+      <w:r>
+        <w:rPr>
+          <w:b w:val="0"/>
+          <w:i w:val="0"/>
+          <w:sz w:val="21"/>
+        </w:rPr>
+        <w:t>“Let me show you why a project name is not proof of your value.”</w:t>
+      </w:r>
+    </w:p>
+    <w:p>
+      <w:pPr>
+        <w:spacing w:before="0" w:after="46" w:line="269" w:lineRule="auto"/>
+        <w:keepLines w:val="1"/>
+      </w:pPr>
+      <w:r>
+        <w:rPr>
+          <w:b w:val="0"/>
+          <w:i w:val="0"/>
+          <w:sz w:val="21"/>
+        </w:rPr>
+        <w:t>“Underneath it, I want you to answer three questions.”</w:t>
+      </w:r>
+    </w:p>
+    <w:p>
+      <w:pPr>
+        <w:spacing w:before="0" w:after="74" w:line="269" w:lineRule="auto"/>
+        <w:shd w:val="clear" w:fill="F3F0E8"/>
+        <w:keepLines w:val="1"/>
+      </w:pPr>
+      <w:r>
+        <w:rPr>
+          <w:b/>
+          <w:i w:val="0"/>
+          <w:color w:val="9B2C10"/>
+          <w:sz w:val="22"/>
+        </w:rPr>
+        <w:t>They are part of the viewer relationship, not padding. Do not trim them for pace, and do not let a graphic cover Temidayo while she says one.</w:t>
+      </w:r>
+    </w:p>
+    <w:p>
+      <w:pPr>
+        <w:spacing w:before="0" w:after="74" w:line="269" w:lineRule="auto"/>
+        <w:keepLines w:val="1"/>
+      </w:pPr>
+      <w:r>
+        <w:rPr>
+          <w:b w:val="0"/>
+          <w:i w:val="0"/>
+          <w:sz w:val="22"/>
+        </w:rPr>
+        <w:t>Do not reintroduce detached phrasing — “some people”, “professionals often”, “people may”, “a person should”, “employees often”, “workers may”, “many professionals” — anywhere in the edit, the captions or the on-screen text.</w:t>
+      </w:r>
+    </w:p>
+    <w:p>
+      <w:pPr>
+        <w:spacing w:before="128" w:after="74" w:line="269" w:lineRule="auto"/>
         <w:keepLines w:val="1"/>
         <w:keepNext w:val="1"/>
       </w:pPr>
@@ -162,7 +396,7 @@
     </w:p>
     <w:p>
       <w:pPr>
-        <w:spacing w:before="0" w:after="62" w:line="283" w:lineRule="auto"/>
+        <w:spacing w:before="0" w:after="46" w:line="269" w:lineRule="auto"/>
         <w:keepLines w:val="1"/>
       </w:pPr>
       <w:r>
@@ -177,7 +411,7 @@
     </w:p>
     <w:p>
       <w:pPr>
-        <w:spacing w:before="0" w:after="100" w:line="283" w:lineRule="auto"/>
+        <w:spacing w:before="0" w:after="74" w:line="269" w:lineRule="auto"/>
         <w:keepLines w:val="1"/>
         <w:shd w:val="clear" w:fill="F3F0E8"/>
       </w:pPr>
@@ -188,12 +422,12 @@
           <w:color w:val="8A6D1E"/>
           <w:sz w:val="22"/>
         </w:rPr>
-        <w:t>On-screen hook:  NEW CONTEXT ≠ ZERO EXPERIENCE</w:t>
+        <w:t>On-screen hook:  NEW CONTEXT ≠ NEW TO EVERYTHING</w:t>
       </w:r>
     </w:p>
     <w:p>
       <w:pPr>
-        <w:spacing w:before="0" w:after="62" w:line="283" w:lineRule="auto"/>
+        <w:spacing w:before="0" w:after="46" w:line="269" w:lineRule="auto"/>
         <w:keepLines w:val="1"/>
       </w:pPr>
       <w:r>
@@ -202,12 +436,12 @@
           <w:i w:val="0"/>
           <w:sz w:val="22"/>
         </w:rPr>
-        <w:t>Begin direct to camera.</w:t>
+        <w:t>Visual:  NEW COMPANY  /  NOT NEW TO EVERY PROBLEM</w:t>
       </w:r>
     </w:p>
     <w:p>
       <w:pPr>
-        <w:spacing w:before="0" w:after="62" w:line="283" w:lineRule="auto"/>
+        <w:spacing w:before="0" w:after="46" w:line="269" w:lineRule="auto"/>
         <w:keepLines w:val="1"/>
       </w:pPr>
       <w:r>
@@ -216,12 +450,12 @@
           <w:i w:val="0"/>
           <w:sz w:val="22"/>
         </w:rPr>
-        <w:t>Allow these words to appear briefly:  NEW COMPANY  ·  NEW CONTEXT  ·  NEW LANGUAGE</w:t>
+        <w:t>Keep the relearning boundary. This Short must not promise that everything transfers.</w:t>
       </w:r>
     </w:p>
     <w:p>
       <w:pPr>
-        <w:spacing w:before="0" w:after="62" w:line="283" w:lineRule="auto"/>
+        <w:spacing w:before="0" w:after="46" w:line="269" w:lineRule="auto"/>
         <w:keepLines w:val="1"/>
       </w:pPr>
       <w:r>
@@ -230,40 +464,12 @@
           <w:i w:val="0"/>
           <w:sz w:val="22"/>
         </w:rPr>
-        <w:t>Then resolve to:  NOT NEW TO EVERYTHING</w:t>
+        <w:t>End on:  WHAT CAN I CARRY?</w:t>
       </w:r>
     </w:p>
     <w:p>
       <w:pPr>
-        <w:spacing w:before="0" w:after="62" w:line="283" w:lineRule="auto"/>
-        <w:keepLines w:val="1"/>
-      </w:pPr>
-      <w:r>
-        <w:rPr>
-          <w:b w:val="0"/>
-          <w:i w:val="0"/>
-          <w:sz w:val="22"/>
-        </w:rPr>
-        <w:t>Do not use beginner icons, a reset button or literal zero imagery.</w:t>
-      </w:r>
-    </w:p>
-    <w:p>
-      <w:pPr>
-        <w:spacing w:before="0" w:after="62" w:line="283" w:lineRule="auto"/>
-        <w:keepLines w:val="1"/>
-      </w:pPr>
-      <w:r>
-        <w:rPr>
-          <w:b w:val="0"/>
-          <w:i w:val="0"/>
-          <w:sz w:val="22"/>
-        </w:rPr>
-        <w:t>End visually on:  WHAT CAN YOU CARRY?</w:t>
-      </w:r>
-    </w:p>
-    <w:p>
-      <w:pPr>
-        <w:spacing w:before="50" w:after="74" w:line="283" w:lineRule="auto"/>
+        <w:spacing w:before="36" w:after="56" w:line="269" w:lineRule="auto"/>
         <w:keepLines w:val="1"/>
       </w:pPr>
       <w:r>
@@ -278,7 +484,7 @@
     </w:p>
     <w:p>
       <w:pPr>
-        <w:spacing w:before="174" w:after="100" w:line="283" w:lineRule="auto"/>
+        <w:spacing w:before="128" w:after="74" w:line="269" w:lineRule="auto"/>
         <w:keepLines w:val="1"/>
         <w:keepNext w:val="1"/>
       </w:pPr>
@@ -294,7 +500,7 @@
     </w:p>
     <w:p>
       <w:pPr>
-        <w:spacing w:before="0" w:after="62" w:line="283" w:lineRule="auto"/>
+        <w:spacing w:before="0" w:after="46" w:line="269" w:lineRule="auto"/>
         <w:keepLines w:val="1"/>
       </w:pPr>
       <w:r>
@@ -309,7 +515,7 @@
     </w:p>
     <w:p>
       <w:pPr>
-        <w:spacing w:before="0" w:after="100" w:line="283" w:lineRule="auto"/>
+        <w:spacing w:before="0" w:after="74" w:line="269" w:lineRule="auto"/>
         <w:keepLines w:val="1"/>
         <w:shd w:val="clear" w:fill="F3F0E8"/>
       </w:pPr>
@@ -320,12 +526,12 @@
           <w:color w:val="8A6D1E"/>
           <w:sz w:val="22"/>
         </w:rPr>
-        <w:t>On-screen hook:  EXPERIENCE NEEDS EVIDENCE</w:t>
+        <w:t>On-screen hook:  EXPERIENCE ≠ EVIDENCE</w:t>
       </w:r>
     </w:p>
     <w:p>
       <w:pPr>
-        <w:spacing w:before="0" w:after="62" w:line="283" w:lineRule="auto"/>
+        <w:spacing w:before="0" w:after="46" w:line="269" w:lineRule="auto"/>
         <w:keepLines w:val="1"/>
       </w:pPr>
       <w:r>
@@ -334,12 +540,12 @@
           <w:i w:val="0"/>
           <w:sz w:val="22"/>
         </w:rPr>
-        <w:t>Use a restrained visual contrast:  YEARS OF EXPERIENCE  versus  JUDGMENT + EVIDENCE</w:t>
+        <w:t>Restrained two-column contrast. No résumé-scroll animation.</w:t>
       </w:r>
     </w:p>
     <w:p>
       <w:pPr>
-        <w:spacing w:before="0" w:after="62" w:line="283" w:lineRule="auto"/>
+        <w:spacing w:before="0" w:after="46" w:line="269" w:lineRule="auto"/>
         <w:keepLines w:val="1"/>
       </w:pPr>
       <w:r>
@@ -348,40 +554,12 @@
           <w:i w:val="0"/>
           <w:sz w:val="22"/>
         </w:rPr>
-        <w:t>When Temidayo says “Do not say, ‘I have twenty years of experience,’ and stop there,” keep her visible.</w:t>
+        <w:t>End on:  WHERE HAVE I DEMONSTRATED IT?</w:t>
       </w:r>
     </w:p>
     <w:p>
       <w:pPr>
-        <w:spacing w:before="0" w:after="62" w:line="283" w:lineRule="auto"/>
-        <w:keepLines w:val="1"/>
-      </w:pPr>
-      <w:r>
-        <w:rPr>
-          <w:b w:val="0"/>
-          <w:i w:val="0"/>
-          <w:sz w:val="22"/>
-        </w:rPr>
-        <w:t>Do not use clocks, calendars, anniversary graphics or résumé B-roll.</w:t>
-      </w:r>
-    </w:p>
-    <w:p>
-      <w:pPr>
-        <w:spacing w:before="0" w:after="62" w:line="283" w:lineRule="auto"/>
-        <w:keepLines w:val="1"/>
-      </w:pPr>
-      <w:r>
-        <w:rPr>
-          <w:b w:val="0"/>
-          <w:i w:val="0"/>
-          <w:sz w:val="22"/>
-        </w:rPr>
-        <w:t>End visually on:  WHAT CAN YOU NOW DO?</w:t>
-      </w:r>
-    </w:p>
-    <w:p>
-      <w:pPr>
-        <w:spacing w:before="50" w:after="74" w:line="283" w:lineRule="auto"/>
+        <w:spacing w:before="36" w:after="56" w:line="269" w:lineRule="auto"/>
         <w:keepLines w:val="1"/>
       </w:pPr>
       <w:r>
@@ -396,7 +574,7 @@
     </w:p>
     <w:p>
       <w:pPr>
-        <w:spacing w:before="174" w:after="100" w:line="283" w:lineRule="auto"/>
+        <w:spacing w:before="128" w:after="74" w:line="269" w:lineRule="auto"/>
         <w:keepLines w:val="1"/>
         <w:keepNext w:val="1"/>
       </w:pPr>
@@ -412,7 +590,7 @@
     </w:p>
     <w:p>
       <w:pPr>
-        <w:spacing w:before="0" w:after="62" w:line="283" w:lineRule="auto"/>
+        <w:spacing w:before="0" w:after="46" w:line="269" w:lineRule="auto"/>
         <w:keepLines w:val="1"/>
       </w:pPr>
       <w:r>
@@ -427,7 +605,7 @@
     </w:p>
     <w:p>
       <w:pPr>
-        <w:spacing w:before="0" w:after="100" w:line="283" w:lineRule="auto"/>
+        <w:spacing w:before="0" w:after="74" w:line="269" w:lineRule="auto"/>
         <w:keepLines w:val="1"/>
         <w:shd w:val="clear" w:fill="F3F0E8"/>
       </w:pPr>
@@ -438,12 +616,12 @@
           <w:color w:val="8A6D1E"/>
           <w:sz w:val="22"/>
         </w:rPr>
-        <w:t>On-screen hook:  THE RESULT NEEDS CONTEXT</w:t>
+        <w:t>On-screen hook:  47 → 75</w:t>
       </w:r>
     </w:p>
     <w:p>
       <w:pPr>
-        <w:spacing w:before="0" w:after="62" w:line="283" w:lineRule="auto"/>
+        <w:spacing w:before="0" w:after="46" w:line="269" w:lineRule="auto"/>
         <w:keepLines w:val="1"/>
       </w:pPr>
       <w:r>
@@ -452,12 +630,12 @@
           <w:i w:val="0"/>
           <w:sz w:val="22"/>
         </w:rPr>
-        <w:t>First show:  LED AN ONBOARDING REDESIGN</w:t>
+        <w:t>FACTUAL BOUNDARY: ONE measure of new-hire integration, from a redesign Temidayo LED WITH HER TEAM. No employer named, no 30% retention figure, no $2M figure, no extra outcome.</w:t>
       </w:r>
     </w:p>
     <w:p>
       <w:pPr>
-        <w:spacing w:before="0" w:after="62" w:line="283" w:lineRule="auto"/>
+        <w:spacing w:before="0" w:after="46" w:line="269" w:lineRule="auto"/>
         <w:keepLines w:val="1"/>
       </w:pPr>
       <w:r>
@@ -466,12 +644,12 @@
           <w:i w:val="0"/>
           <w:sz w:val="22"/>
         </w:rPr>
-        <w:t>Then reveal:  ONE MEASURE OF NEW-HIRE INTEGRATION</w:t>
+        <w:t>Show the before and after as restrained text, exactly as on slide 7.</w:t>
       </w:r>
     </w:p>
     <w:p>
       <w:pPr>
-        <w:spacing w:before="0" w:after="62" w:line="283" w:lineRule="auto"/>
+        <w:spacing w:before="0" w:after="46" w:line="269" w:lineRule="auto"/>
         <w:keepLines w:val="1"/>
       </w:pPr>
       <w:r>
@@ -480,68 +658,12 @@
           <w:i w:val="0"/>
           <w:sz w:val="22"/>
         </w:rPr>
-        <w:t xml:space="preserve">     47  →  75</w:t>
+        <w:t>End on:  ONE MEASURE. TEAM WORK. STATED PRECISELY.</w:t>
       </w:r>
     </w:p>
     <w:p>
       <w:pPr>
-        <w:spacing w:before="0" w:after="62" w:line="283" w:lineRule="auto"/>
-        <w:keepLines w:val="1"/>
-      </w:pPr>
-      <w:r>
-        <w:rPr>
-          <w:b w:val="0"/>
-          <w:i w:val="0"/>
-          <w:sz w:val="22"/>
-        </w:rPr>
-        <w:t>Keep this visible:  WITH MY TEAM</w:t>
-      </w:r>
-    </w:p>
-    <w:p>
-      <w:pPr>
-        <w:spacing w:before="0" w:after="62" w:line="283" w:lineRule="auto"/>
-        <w:keepLines w:val="1"/>
-      </w:pPr>
-      <w:r>
-        <w:rPr>
-          <w:b w:val="0"/>
-          <w:i w:val="0"/>
-          <w:sz w:val="22"/>
-        </w:rPr>
-        <w:t>The edit must preserve the evidence boundary: one measure; new-hire integration; team-based work; Temidayo led the redesign; not presented as solo work; no other metrics attached.</w:t>
-      </w:r>
-    </w:p>
-    <w:p>
-      <w:pPr>
-        <w:spacing w:before="0" w:after="62" w:line="283" w:lineRule="auto"/>
-        <w:keepLines w:val="1"/>
-      </w:pPr>
-      <w:r>
-        <w:rPr>
-          <w:b w:val="0"/>
-          <w:i w:val="0"/>
-          <w:sz w:val="22"/>
-        </w:rPr>
-        <w:t>Do not add the 30% retention or more-than-$2-million figures.</w:t>
-      </w:r>
-    </w:p>
-    <w:p>
-      <w:pPr>
-        <w:spacing w:before="0" w:after="62" w:line="283" w:lineRule="auto"/>
-        <w:keepLines w:val="1"/>
-      </w:pPr>
-      <w:r>
-        <w:rPr>
-          <w:b w:val="0"/>
-          <w:i w:val="0"/>
-          <w:sz w:val="22"/>
-        </w:rPr>
-        <w:t>End visually on:  SPECIFIC + HONEST</w:t>
-      </w:r>
-    </w:p>
-    <w:p>
-      <w:pPr>
-        <w:spacing w:before="50" w:after="74" w:line="283" w:lineRule="auto"/>
+        <w:spacing w:before="36" w:after="56" w:line="269" w:lineRule="auto"/>
         <w:keepLines w:val="1"/>
       </w:pPr>
       <w:r>
@@ -556,7 +678,7 @@
     </w:p>
     <w:p>
       <w:pPr>
-        <w:spacing w:before="174" w:after="100" w:line="283" w:lineRule="auto"/>
+        <w:spacing w:before="128" w:after="74" w:line="269" w:lineRule="auto"/>
         <w:keepLines w:val="1"/>
         <w:keepNext w:val="1"/>
       </w:pPr>
@@ -572,7 +694,7 @@
     </w:p>
     <w:p>
       <w:pPr>
-        <w:spacing w:before="0" w:after="62" w:line="283" w:lineRule="auto"/>
+        <w:spacing w:before="0" w:after="46" w:line="269" w:lineRule="auto"/>
         <w:keepLines w:val="1"/>
       </w:pPr>
       <w:r>
@@ -587,7 +709,7 @@
     </w:p>
     <w:p>
       <w:pPr>
-        <w:spacing w:before="0" w:after="100" w:line="283" w:lineRule="auto"/>
+        <w:spacing w:before="0" w:after="74" w:line="269" w:lineRule="auto"/>
         <w:keepLines w:val="1"/>
         <w:shd w:val="clear" w:fill="F3F0E8"/>
       </w:pPr>
@@ -603,7 +725,7 @@
     </w:p>
     <w:p>
       <w:pPr>
-        <w:spacing w:before="0" w:after="62" w:line="283" w:lineRule="auto"/>
+        <w:spacing w:before="0" w:after="46" w:line="269" w:lineRule="auto"/>
         <w:keepLines w:val="1"/>
       </w:pPr>
       <w:r>
@@ -612,12 +734,12 @@
           <w:i w:val="0"/>
           <w:sz w:val="22"/>
         </w:rPr>
-        <w:t>Reveal the three questions progressively:</w:t>
+        <w:t>Reveal the three questions one at a time.</w:t>
       </w:r>
     </w:p>
     <w:p>
       <w:pPr>
-        <w:spacing w:before="0" w:after="62" w:line="283" w:lineRule="auto"/>
+        <w:spacing w:before="0" w:after="46" w:line="269" w:lineRule="auto"/>
         <w:keepLines w:val="1"/>
       </w:pPr>
       <w:r>
@@ -626,12 +748,12 @@
           <w:i w:val="0"/>
           <w:sz w:val="22"/>
         </w:rPr>
-        <w:t xml:space="preserve">     1   WHAT PROBLEMS DO PEOPLE TRUST ME TO SOLVE?</w:t>
+        <w:t>Then the repeating-verb step. Do not turn the verb list into a personality quiz.</w:t>
       </w:r>
     </w:p>
     <w:p>
       <w:pPr>
-        <w:spacing w:before="0" w:after="62" w:line="283" w:lineRule="auto"/>
+        <w:spacing w:before="0" w:after="46" w:line="269" w:lineRule="auto"/>
         <w:keepLines w:val="1"/>
       </w:pPr>
       <w:r>
@@ -640,82 +762,12 @@
           <w:i w:val="0"/>
           <w:sz w:val="22"/>
         </w:rPr>
-        <w:t xml:space="preserve">     2   WHAT DECISIONS CAN I NOW MAKE?</w:t>
+        <w:t>End on:  ATTACH IT TO EVIDENCE.</w:t>
       </w:r>
     </w:p>
     <w:p>
       <w:pPr>
-        <w:spacing w:before="0" w:after="62" w:line="283" w:lineRule="auto"/>
-        <w:keepLines w:val="1"/>
-      </w:pPr>
-      <w:r>
-        <w:rPr>
-          <w:b w:val="0"/>
-          <w:i w:val="0"/>
-          <w:sz w:val="22"/>
-        </w:rPr>
-        <w:t xml:space="preserve">     3   WHAT COULD I DO SOMEWHERE ELSE?</w:t>
-      </w:r>
-    </w:p>
-    <w:p>
-      <w:pPr>
-        <w:spacing w:before="0" w:after="62" w:line="283" w:lineRule="auto"/>
-        <w:keepLines w:val="1"/>
-      </w:pPr>
-      <w:r>
-        <w:rPr>
-          <w:b w:val="0"/>
-          <w:i w:val="0"/>
-          <w:sz w:val="22"/>
-        </w:rPr>
-        <w:t>Then show a restrained verb sequence:</w:t>
-      </w:r>
-    </w:p>
-    <w:p>
-      <w:pPr>
-        <w:spacing w:before="0" w:after="62" w:line="283" w:lineRule="auto"/>
-        <w:keepLines w:val="1"/>
-      </w:pPr>
-      <w:r>
-        <w:rPr>
-          <w:b w:val="0"/>
-          <w:i w:val="0"/>
-          <w:sz w:val="22"/>
-        </w:rPr>
-        <w:t xml:space="preserve">     DIAGNOSE  ·  STABILIZE  ·  TRANSLATE  ·  DESIGN  ·  ALIGN  ·  BUILD</w:t>
-      </w:r>
-    </w:p>
-    <w:p>
-      <w:pPr>
-        <w:spacing w:before="0" w:after="62" w:line="283" w:lineRule="auto"/>
-        <w:keepLines w:val="1"/>
-      </w:pPr>
-      <w:r>
-        <w:rPr>
-          <w:b w:val="0"/>
-          <w:i w:val="0"/>
-          <w:sz w:val="22"/>
-        </w:rPr>
-        <w:t>End visually on:  WHICH VERB HAS EVIDENCE?</w:t>
-      </w:r>
-    </w:p>
-    <w:p>
-      <w:pPr>
-        <w:spacing w:before="0" w:after="62" w:line="283" w:lineRule="auto"/>
-        <w:keepLines w:val="1"/>
-      </w:pPr>
-      <w:r>
-        <w:rPr>
-          <w:b w:val="0"/>
-          <w:i w:val="0"/>
-          <w:sz w:val="22"/>
-        </w:rPr>
-        <w:t>Do not overcrowd the screen.</w:t>
-      </w:r>
-    </w:p>
-    <w:p>
-      <w:pPr>
-        <w:spacing w:before="50" w:after="74" w:line="283" w:lineRule="auto"/>
+        <w:spacing w:before="36" w:after="56" w:line="269" w:lineRule="auto"/>
         <w:keepLines w:val="1"/>
       </w:pPr>
       <w:r>
@@ -730,7 +782,7 @@
     </w:p>
     <w:p>
       <w:pPr>
-        <w:spacing w:before="174" w:after="100" w:line="283" w:lineRule="auto"/>
+        <w:spacing w:before="128" w:after="74" w:line="269" w:lineRule="auto"/>
         <w:keepLines w:val="1"/>
         <w:keepNext w:val="1"/>
       </w:pPr>
@@ -746,7 +798,7 @@
     </w:p>
     <w:p>
       <w:pPr>
-        <w:spacing w:before="0" w:after="62" w:line="283" w:lineRule="auto"/>
+        <w:spacing w:before="0" w:after="46" w:line="269" w:lineRule="auto"/>
       </w:pPr>
       <w:r>
         <w:rPr>
@@ -759,7 +811,7 @@
     </w:p>
     <w:p>
       <w:pPr>
-        <w:spacing w:before="0" w:after="38" w:line="283" w:lineRule="auto"/>
+        <w:spacing w:before="0" w:after="28" w:line="269" w:lineRule="auto"/>
         <w:keepLines w:val="1"/>
       </w:pPr>
       <w:r>
@@ -768,12 +820,12 @@
           <w:i w:val="0"/>
           <w:sz w:val="22"/>
         </w:rPr>
-        <w:t>—  hyperactive zooming;        —  fake shock expressions;</w:t>
+        <w:t>—  stock office B-roll;        —  generic résumé graphics;</w:t>
       </w:r>
     </w:p>
     <w:p>
       <w:pPr>
-        <w:spacing w:before="0" w:after="38" w:line="283" w:lineRule="auto"/>
+        <w:spacing w:before="0" w:after="28" w:line="269" w:lineRule="auto"/>
         <w:keepLines w:val="1"/>
       </w:pPr>
       <w:r>
@@ -782,12 +834,12 @@
           <w:i w:val="0"/>
           <w:sz w:val="22"/>
         </w:rPr>
-        <w:t>—  red warning graphics;        —  generic office B-roll;</w:t>
+        <w:t>—  employer logos;        —  Field Kit imagery;</w:t>
       </w:r>
     </w:p>
     <w:p>
       <w:pPr>
-        <w:spacing w:before="0" w:after="38" w:line="283" w:lineRule="auto"/>
+        <w:spacing w:before="0" w:after="28" w:line="269" w:lineRule="auto"/>
         <w:keepLines w:val="1"/>
       </w:pPr>
       <w:r>
@@ -796,12 +848,12 @@
           <w:i w:val="0"/>
           <w:sz w:val="22"/>
         </w:rPr>
-        <w:t>—  stock résumé footage;        —  clocks or anniversary imagery;</w:t>
+        <w:t>—  fake shock expressions;        —  countdown motifs;</w:t>
       </w:r>
     </w:p>
     <w:p>
       <w:pPr>
-        <w:spacing w:before="0" w:after="38" w:line="283" w:lineRule="auto"/>
+        <w:spacing w:before="0" w:after="28" w:line="269" w:lineRule="auto"/>
         <w:keepLines w:val="1"/>
       </w:pPr>
       <w:r>
@@ -810,12 +862,12 @@
           <w:i w:val="0"/>
           <w:sz w:val="22"/>
         </w:rPr>
-        <w:t>—  literal luggage;        —  animated career ladders;</w:t>
+        <w:t>—  constant zooms;        —  AI-generated scenery;</w:t>
       </w:r>
     </w:p>
     <w:p>
       <w:pPr>
-        <w:spacing w:before="0" w:after="38" w:line="283" w:lineRule="auto"/>
+        <w:spacing w:before="0" w:after="28" w:line="269" w:lineRule="auto"/>
         <w:keepLines w:val="1"/>
       </w:pPr>
       <w:r>
@@ -824,49 +876,7 @@
           <w:i w:val="0"/>
           <w:sz w:val="22"/>
         </w:rPr>
-        <w:t>—  employer logos;        —  AI-style animated icons;</w:t>
-      </w:r>
-    </w:p>
-    <w:p>
-      <w:pPr>
-        <w:spacing w:before="0" w:after="38" w:line="283" w:lineRule="auto"/>
-        <w:keepLines w:val="1"/>
-      </w:pPr>
-      <w:r>
-        <w:rPr>
-          <w:b w:val="0"/>
-          <w:i w:val="0"/>
-          <w:sz w:val="22"/>
-        </w:rPr>
-        <w:t>—  trendy caption templates;        —  individual words bouncing constantly;</w:t>
-      </w:r>
-    </w:p>
-    <w:p>
-      <w:pPr>
-        <w:spacing w:before="0" w:after="38" w:line="283" w:lineRule="auto"/>
-        <w:keepLines w:val="1"/>
-      </w:pPr>
-      <w:r>
-        <w:rPr>
-          <w:b w:val="0"/>
-          <w:i w:val="0"/>
-          <w:sz w:val="22"/>
-        </w:rPr>
-        <w:t>—  flashy transitions.</w:t>
-      </w:r>
-    </w:p>
-    <w:p>
-      <w:pPr>
-        <w:spacing w:before="74" w:after="100" w:line="283" w:lineRule="auto"/>
-        <w:keepLines w:val="1"/>
-      </w:pPr>
-      <w:r>
-        <w:rPr>
-          <w:b w:val="0"/>
-          <w:i w:val="0"/>
-          <w:sz w:val="22"/>
-        </w:rPr>
-        <w:t>Keep captions accurate, large, mobile-safe, restrained and consistent with the deep navy, warm cream and muted-gold system.</w:t>
+        <w:t>—  social-media template effects.</w:t>
       </w:r>
     </w:p>
     <w:sectPr>
